--- a/Coding 2 - year/Unit 3 - Advanced Functions & Algorithms/Daily Lesson Plans/Word/Day 20.docx
+++ b/Coding 2 - year/Unit 3 - Advanced Functions & Algorithms/Daily Lesson Plans/Word/Day 20.docx
@@ -50,12 +50,15 @@
               </w:rPr>
               <w:t xml:space="preserve">Coding II — Full Year</w:t>
             </w:r>
-          </w:p>
-          <w:p>
-            <w:pPr>
-              <w:spacing w:before="40"/>
-              <w:jc w:val="center"/>
-            </w:pPr>
+            <w:r>
+              <w:rPr>
+                <w:rFonts w:ascii="Arial" w:cs="Arial" w:eastAsia="Arial" w:hAnsi="Arial"/>
+                <w:sz w:val="16"/>
+                <w:szCs w:val="16"/>
+              </w:rPr>
+              <w:br/>
+              <w:t xml:space="preserve"/>
+            </w:r>
             <w:r>
               <w:rPr>
                 <w:rFonts w:ascii="Arial" w:cs="Arial" w:eastAsia="Arial" w:hAnsi="Arial"/>
@@ -83,7 +86,7 @@
           <w:rFonts w:ascii="Arial" w:cs="Arial" w:eastAsia="Arial" w:hAnsi="Arial"/>
           <w:b/>
           <w:bCs/>
-          <w:color w:val="0D3B1F"/>
+          <w:color w:val="1B7A4A"/>
           <w:sz w:val="32"/>
           <w:szCs w:val="32"/>
         </w:rPr>
@@ -261,9 +264,9 @@
               <w:right w:val="single" w:color="CCCCCC" w:sz="1"/>
             </w:tcBorders>
             <w:tcMar>
-              <w:top w:type="dxa" w:w="60"/>
+              <w:top w:type="dxa" w:w="80"/>
               <w:left w:type="dxa" w:w="120"/>
-              <w:bottom w:type="dxa" w:w="60"/>
+              <w:bottom w:type="dxa" w:w="80"/>
               <w:right w:type="dxa" w:w="120"/>
             </w:tcMar>
           </w:tcPr>
@@ -290,20 +293,213 @@
               <w:right w:val="single" w:color="CCCCCC" w:sz="1"/>
             </w:tcBorders>
             <w:tcMar>
-              <w:top w:type="dxa" w:w="60"/>
+              <w:top w:type="dxa" w:w="80"/>
               <w:left w:type="dxa" w:w="120"/>
-              <w:bottom w:type="dxa" w:w="60"/>
+              <w:bottom w:type="dxa" w:w="80"/>
               <w:right w:type="dxa" w:w="120"/>
             </w:tcMar>
           </w:tcPr>
           <w:p>
-            <w:r>
-              <w:rPr>
-                <w:rFonts w:ascii="Arial" w:cs="Arial" w:eastAsia="Arial" w:hAnsi="Arial"/>
-                <w:sz w:val="20"/>
-                <w:szCs w:val="20"/>
+            <w:pPr>
+              <w:spacing w:after="80" w:before="80"/>
+            </w:pPr>
+            <w:r>
+              <w:rPr>
+                <w:rFonts w:ascii="Arial" w:cs="Arial" w:eastAsia="Arial" w:hAnsi="Arial"/>
+                <w:b/>
+                <w:bCs/>
+                <w:i w:val="false"/>
+                <w:iCs w:val="false"/>
+                <w:color w:val="000000"/>
+                <w:sz w:val="22"/>
+                <w:szCs w:val="22"/>
               </w:rPr>
               <w:t xml:space="preserve">Bell Ringer / Review</w:t>
+            </w:r>
+            <w:r>
+              <w:rPr>
+                <w:rFonts w:ascii="Arial" w:cs="Arial" w:eastAsia="Arial" w:hAnsi="Arial"/>
+                <w:sz w:val="20"/>
+                <w:szCs w:val="20"/>
+              </w:rPr>
+              <w:br/>
+              <w:t xml:space="preserve"/>
+            </w:r>
+            <w:r>
+              <w:rPr>
+                <w:rFonts w:ascii="Arial" w:cs="Arial" w:eastAsia="Arial" w:hAnsi="Arial"/>
+                <w:sz w:val="20"/>
+                <w:szCs w:val="20"/>
+              </w:rPr>
+              <w:br/>
+              <w:t xml:space="preserve"/>
+            </w:r>
+            <w:r>
+              <w:rPr>
+                <w:rFonts w:ascii="Arial" w:cs="Arial" w:eastAsia="Arial" w:hAnsi="Arial"/>
+                <w:b/>
+                <w:bCs/>
+                <w:i w:val="false"/>
+                <w:iCs w:val="false"/>
+                <w:color w:val="000000"/>
+                <w:sz w:val="20"/>
+                <w:szCs w:val="20"/>
+              </w:rPr>
+              <w:t xml:space="preserve">Quick Write </w:t>
+            </w:r>
+            <w:r>
+              <w:rPr>
+                <w:rFonts w:ascii="Arial" w:cs="Arial" w:eastAsia="Arial" w:hAnsi="Arial"/>
+                <w:b w:val="false"/>
+                <w:bCs w:val="false"/>
+                <w:i w:val="false"/>
+                <w:iCs w:val="false"/>
+                <w:color w:val="000000"/>
+                <w:sz w:val="20"/>
+                <w:szCs w:val="20"/>
+              </w:rPr>
+              <w:t xml:space="preserve">(3 min — written or verbal):</w:t>
+            </w:r>
+            <w:r>
+              <w:rPr>
+                <w:rFonts w:ascii="Arial" w:cs="Arial" w:eastAsia="Arial" w:hAnsi="Arial"/>
+                <w:sz w:val="20"/>
+                <w:szCs w:val="20"/>
+              </w:rPr>
+              <w:br/>
+              <w:t xml:space="preserve"/>
+            </w:r>
+            <w:r>
+              <w:rPr>
+                <w:rFonts w:ascii="Arial" w:cs="Arial" w:eastAsia="Arial" w:hAnsi="Arial"/>
+                <w:b w:val="false"/>
+                <w:bCs w:val="false"/>
+                <w:i w:val="false"/>
+                <w:iCs w:val="false"/>
+                <w:color w:val="000000"/>
+                <w:sz w:val="20"/>
+                <w:szCs w:val="20"/>
+              </w:rPr>
+              <w:t xml:space="preserve">    In your own words: Analyze algorithms using Big O notation and understand how to classify time complexity?</w:t>
+            </w:r>
+            <w:r>
+              <w:rPr>
+                <w:rFonts w:ascii="Arial" w:cs="Arial" w:eastAsia="Arial" w:hAnsi="Arial"/>
+                <w:sz w:val="20"/>
+                <w:szCs w:val="20"/>
+              </w:rPr>
+              <w:br/>
+              <w:t xml:space="preserve"/>
+            </w:r>
+            <w:r>
+              <w:rPr>
+                <w:rFonts w:ascii="Arial" w:cs="Arial" w:eastAsia="Arial" w:hAnsi="Arial"/>
+                <w:sz w:val="20"/>
+                <w:szCs w:val="20"/>
+              </w:rPr>
+              <w:br/>
+              <w:t xml:space="preserve"/>
+            </w:r>
+            <w:r>
+              <w:rPr>
+                <w:rFonts w:ascii="Arial" w:cs="Arial" w:eastAsia="Arial" w:hAnsi="Arial"/>
+                <w:b/>
+                <w:bCs/>
+                <w:i w:val="false"/>
+                <w:iCs w:val="false"/>
+                <w:color w:val="000000"/>
+                <w:sz w:val="20"/>
+                <w:szCs w:val="20"/>
+              </w:rPr>
+              <w:t xml:space="preserve">Vocabulary Preview — </w:t>
+            </w:r>
+            <w:r>
+              <w:rPr>
+                <w:rFonts w:ascii="Arial" w:cs="Arial" w:eastAsia="Arial" w:hAnsi="Arial"/>
+                <w:b w:val="false"/>
+                <w:bCs w:val="false"/>
+                <w:i w:val="false"/>
+                <w:iCs w:val="false"/>
+                <w:color w:val="000000"/>
+                <w:sz w:val="20"/>
+                <w:szCs w:val="20"/>
+              </w:rPr>
+              <w:t xml:space="preserve">terms we'll use today:</w:t>
+            </w:r>
+            <w:r>
+              <w:rPr>
+                <w:rFonts w:ascii="Arial" w:cs="Arial" w:eastAsia="Arial" w:hAnsi="Arial"/>
+                <w:sz w:val="20"/>
+                <w:szCs w:val="20"/>
+              </w:rPr>
+              <w:br/>
+              <w:t xml:space="preserve"/>
+            </w:r>
+            <w:r>
+              <w:rPr>
+                <w:rFonts w:ascii="Arial" w:cs="Arial" w:eastAsia="Arial" w:hAnsi="Arial"/>
+                <w:b w:val="false"/>
+                <w:bCs w:val="false"/>
+                <w:i w:val="false"/>
+                <w:iCs w:val="false"/>
+                <w:color w:val="000000"/>
+                <w:sz w:val="20"/>
+                <w:szCs w:val="20"/>
+              </w:rPr>
+              <w:t xml:space="preserve">    • Big O Notation   •   O(1)   •   O(log n)   •   O(n)   •   O(n log n)   •   O(n²)</w:t>
+            </w:r>
+            <w:r>
+              <w:rPr>
+                <w:rFonts w:ascii="Arial" w:cs="Arial" w:eastAsia="Arial" w:hAnsi="Arial"/>
+                <w:sz w:val="20"/>
+                <w:szCs w:val="20"/>
+              </w:rPr>
+              <w:br/>
+              <w:t xml:space="preserve"/>
+            </w:r>
+            <w:r>
+              <w:rPr>
+                <w:rFonts w:ascii="Arial" w:cs="Arial" w:eastAsia="Arial" w:hAnsi="Arial"/>
+                <w:sz w:val="20"/>
+                <w:szCs w:val="20"/>
+              </w:rPr>
+              <w:br/>
+              <w:t xml:space="preserve"/>
+            </w:r>
+            <w:r>
+              <w:rPr>
+                <w:rFonts w:ascii="Arial" w:cs="Arial" w:eastAsia="Arial" w:hAnsi="Arial"/>
+                <w:b w:val="false"/>
+                <w:bCs w:val="false"/>
+                <w:i/>
+                <w:iCs/>
+                <w:color w:val="444444"/>
+                <w:sz w:val="20"/>
+                <w:szCs w:val="20"/>
+              </w:rPr>
+              <w:t xml:space="preserve">Today's Goal: By the end of class you will be able to analyze algorithms using Big O notation and understand how to classify time complexity.</w:t>
+            </w:r>
+            <w:r>
+              <w:rPr>
+                <w:rFonts w:ascii="Arial" w:cs="Arial" w:eastAsia="Arial" w:hAnsi="Arial"/>
+                <w:sz w:val="20"/>
+                <w:szCs w:val="20"/>
+              </w:rPr>
+              <w:br/>
+              <w:t xml:space="preserve"/>
+            </w:r>
+            <w:r>
+              <w:rPr>
+                <w:rFonts w:ascii="Arial" w:cs="Arial" w:eastAsia="Arial" w:hAnsi="Arial"/>
+                <w:b w:val="false"/>
+                <w:bCs w:val="false"/>
+                <w:i/>
+                <w:iCs/>
+                <w:color w:val="555555"/>
+                <w:sz w:val="20"/>
+                <w:szCs w:val="20"/>
+              </w:rPr>
+              <w:t xml:space="preserve">→ Pair-share your response, then 2–3 students share with the class.</w:t>
             </w:r>
           </w:p>
         </w:tc>
@@ -319,9 +515,9 @@
               <w:right w:val="single" w:color="CCCCCC" w:sz="1"/>
             </w:tcBorders>
             <w:tcMar>
-              <w:top w:type="dxa" w:w="60"/>
+              <w:top w:type="dxa" w:w="80"/>
               <w:left w:type="dxa" w:w="120"/>
-              <w:bottom w:type="dxa" w:w="60"/>
+              <w:bottom w:type="dxa" w:w="80"/>
               <w:right w:type="dxa" w:w="120"/>
             </w:tcMar>
           </w:tcPr>
@@ -348,20 +544,468 @@
               <w:right w:val="single" w:color="CCCCCC" w:sz="1"/>
             </w:tcBorders>
             <w:tcMar>
-              <w:top w:type="dxa" w:w="60"/>
+              <w:top w:type="dxa" w:w="80"/>
               <w:left w:type="dxa" w:w="120"/>
-              <w:bottom w:type="dxa" w:w="60"/>
+              <w:bottom w:type="dxa" w:w="80"/>
               <w:right w:type="dxa" w:w="120"/>
             </w:tcMar>
           </w:tcPr>
           <w:p>
-            <w:r>
-              <w:rPr>
-                <w:rFonts w:ascii="Arial" w:cs="Arial" w:eastAsia="Arial" w:hAnsi="Arial"/>
-                <w:sz w:val="20"/>
-                <w:szCs w:val="20"/>
-              </w:rPr>
-              <w:t xml:space="preserve">Mini Lesson: Big O Notation and Time Complexity</w:t>
+            <w:pPr>
+              <w:spacing w:after="80" w:before="80"/>
+            </w:pPr>
+            <w:r>
+              <w:rPr>
+                <w:rFonts w:ascii="Arial" w:cs="Arial" w:eastAsia="Arial" w:hAnsi="Arial"/>
+                <w:b/>
+                <w:bCs/>
+                <w:i w:val="false"/>
+                <w:iCs w:val="false"/>
+                <w:color w:val="000000"/>
+                <w:sz w:val="22"/>
+                <w:szCs w:val="22"/>
+              </w:rPr>
+              <w:t xml:space="preserve">Mini Lesson: </w:t>
+            </w:r>
+            <w:r>
+              <w:rPr>
+                <w:rFonts w:ascii="Arial" w:cs="Arial" w:eastAsia="Arial" w:hAnsi="Arial"/>
+                <w:b w:val="false"/>
+                <w:bCs w:val="false"/>
+                <w:i w:val="false"/>
+                <w:iCs w:val="false"/>
+                <w:color w:val="000000"/>
+                <w:sz w:val="22"/>
+                <w:szCs w:val="22"/>
+              </w:rPr>
+              <w:t xml:space="preserve">Big O Notation and Time Complexity</w:t>
+            </w:r>
+            <w:r>
+              <w:rPr>
+                <w:rFonts w:ascii="Arial" w:cs="Arial" w:eastAsia="Arial" w:hAnsi="Arial"/>
+                <w:sz w:val="20"/>
+                <w:szCs w:val="20"/>
+              </w:rPr>
+              <w:br/>
+              <w:t xml:space="preserve"/>
+            </w:r>
+            <w:r>
+              <w:rPr>
+                <w:rFonts w:ascii="Arial" w:cs="Arial" w:eastAsia="Arial" w:hAnsi="Arial"/>
+                <w:sz w:val="20"/>
+                <w:szCs w:val="20"/>
+              </w:rPr>
+              <w:br/>
+              <w:t xml:space="preserve"/>
+            </w:r>
+            <w:r>
+              <w:rPr>
+                <w:rFonts w:ascii="Arial" w:cs="Arial" w:eastAsia="Arial" w:hAnsi="Arial"/>
+                <w:b/>
+                <w:bCs/>
+                <w:i/>
+                <w:iCs/>
+                <w:color w:val="000000"/>
+                <w:sz w:val="20"/>
+                <w:szCs w:val="20"/>
+              </w:rPr>
+              <w:t xml:space="preserve">Learning Target: </w:t>
+            </w:r>
+            <w:r>
+              <w:rPr>
+                <w:rFonts w:ascii="Arial" w:cs="Arial" w:eastAsia="Arial" w:hAnsi="Arial"/>
+                <w:b w:val="false"/>
+                <w:bCs w:val="false"/>
+                <w:i/>
+                <w:iCs/>
+                <w:color w:val="333333"/>
+                <w:sz w:val="20"/>
+                <w:szCs w:val="20"/>
+              </w:rPr>
+              <w:t xml:space="preserve">I can analyze algorithms using Big O notation and understand how to classify time complexity.</w:t>
+            </w:r>
+            <w:r>
+              <w:rPr>
+                <w:rFonts w:ascii="Arial" w:cs="Arial" w:eastAsia="Arial" w:hAnsi="Arial"/>
+                <w:sz w:val="20"/>
+                <w:szCs w:val="20"/>
+              </w:rPr>
+              <w:br/>
+              <w:t xml:space="preserve"/>
+            </w:r>
+            <w:r>
+              <w:rPr>
+                <w:rFonts w:ascii="Arial" w:cs="Arial" w:eastAsia="Arial" w:hAnsi="Arial"/>
+                <w:sz w:val="20"/>
+                <w:szCs w:val="20"/>
+              </w:rPr>
+              <w:br/>
+              <w:t xml:space="preserve"/>
+            </w:r>
+            <w:r>
+              <w:rPr>
+                <w:rFonts w:ascii="Arial" w:cs="Arial" w:eastAsia="Arial" w:hAnsi="Arial"/>
+                <w:b w:val="false"/>
+                <w:bCs w:val="false"/>
+                <w:i w:val="false"/>
+                <w:iCs w:val="false"/>
+                <w:color w:val="000000"/>
+                <w:sz w:val="20"/>
+                <w:szCs w:val="20"/>
+              </w:rPr>
+              <w:t xml:space="preserve">Big O Notation — Describes how an algorithm's running time grows as input size increases. Focuses on worst-case scenario.</w:t>
+            </w:r>
+            <w:r>
+              <w:rPr>
+                <w:rFonts w:ascii="Arial" w:cs="Arial" w:eastAsia="Arial" w:hAnsi="Arial"/>
+                <w:sz w:val="20"/>
+                <w:szCs w:val="20"/>
+              </w:rPr>
+              <w:br/>
+              <w:t xml:space="preserve"/>
+            </w:r>
+            <w:r>
+              <w:rPr>
+                <w:rFonts w:ascii="Arial" w:cs="Arial" w:eastAsia="Arial" w:hAnsi="Arial"/>
+                <w:b w:val="false"/>
+                <w:bCs w:val="false"/>
+                <w:i w:val="false"/>
+                <w:iCs w:val="false"/>
+                <w:color w:val="000000"/>
+                <w:sz w:val="20"/>
+                <w:szCs w:val="20"/>
+              </w:rPr>
+              <w:t xml:space="preserve">Common Big O Classes (best to worst):</w:t>
+            </w:r>
+            <w:r>
+              <w:rPr>
+                <w:rFonts w:ascii="Arial" w:cs="Arial" w:eastAsia="Arial" w:hAnsi="Arial"/>
+                <w:sz w:val="20"/>
+                <w:szCs w:val="20"/>
+              </w:rPr>
+              <w:br/>
+              <w:t xml:space="preserve"/>
+            </w:r>
+            <w:r>
+              <w:rPr>
+                <w:rFonts w:ascii="Arial" w:cs="Arial" w:eastAsia="Arial" w:hAnsi="Arial"/>
+                <w:sz w:val="20"/>
+                <w:szCs w:val="20"/>
+              </w:rPr>
+              <w:br/>
+              <w:t xml:space="preserve"/>
+            </w:r>
+            <w:r>
+              <w:rPr>
+                <w:rFonts w:ascii="Arial" w:cs="Arial" w:eastAsia="Arial" w:hAnsi="Arial"/>
+                <w:b/>
+                <w:bCs/>
+                <w:i w:val="false"/>
+                <w:iCs w:val="false"/>
+                <w:color w:val="000000"/>
+                <w:sz w:val="20"/>
+                <w:szCs w:val="20"/>
+              </w:rPr>
+              <w:t xml:space="preserve">Key Concepts:</w:t>
+            </w:r>
+            <w:r>
+              <w:rPr>
+                <w:rFonts w:ascii="Arial" w:cs="Arial" w:eastAsia="Arial" w:hAnsi="Arial"/>
+                <w:sz w:val="20"/>
+                <w:szCs w:val="20"/>
+              </w:rPr>
+              <w:br/>
+              <w:t xml:space="preserve"/>
+            </w:r>
+            <w:r>
+              <w:rPr>
+                <w:rFonts w:ascii="Arial" w:cs="Arial" w:eastAsia="Arial" w:hAnsi="Arial"/>
+                <w:b w:val="false"/>
+                <w:bCs w:val="false"/>
+                <w:i w:val="false"/>
+                <w:iCs w:val="false"/>
+                <w:color w:val="000000"/>
+                <w:sz w:val="20"/>
+                <w:szCs w:val="20"/>
+              </w:rPr>
+              <w:t xml:space="preserve">    • O(1) — Constant time (lookup in hash table)</w:t>
+            </w:r>
+            <w:r>
+              <w:rPr>
+                <w:rFonts w:ascii="Arial" w:cs="Arial" w:eastAsia="Arial" w:hAnsi="Arial"/>
+                <w:sz w:val="20"/>
+                <w:szCs w:val="20"/>
+              </w:rPr>
+              <w:br/>
+              <w:t xml:space="preserve"/>
+            </w:r>
+            <w:r>
+              <w:rPr>
+                <w:rFonts w:ascii="Arial" w:cs="Arial" w:eastAsia="Arial" w:hAnsi="Arial"/>
+                <w:b w:val="false"/>
+                <w:bCs w:val="false"/>
+                <w:i w:val="false"/>
+                <w:iCs w:val="false"/>
+                <w:color w:val="000000"/>
+                <w:sz w:val="20"/>
+                <w:szCs w:val="20"/>
+              </w:rPr>
+              <w:t xml:space="preserve">    • O(log n) — Logarithmic (binary search)</w:t>
+            </w:r>
+            <w:r>
+              <w:rPr>
+                <w:rFonts w:ascii="Arial" w:cs="Arial" w:eastAsia="Arial" w:hAnsi="Arial"/>
+                <w:sz w:val="20"/>
+                <w:szCs w:val="20"/>
+              </w:rPr>
+              <w:br/>
+              <w:t xml:space="preserve"/>
+            </w:r>
+            <w:r>
+              <w:rPr>
+                <w:rFonts w:ascii="Arial" w:cs="Arial" w:eastAsia="Arial" w:hAnsi="Arial"/>
+                <w:b w:val="false"/>
+                <w:bCs w:val="false"/>
+                <w:i w:val="false"/>
+                <w:iCs w:val="false"/>
+                <w:color w:val="000000"/>
+                <w:sz w:val="20"/>
+                <w:szCs w:val="20"/>
+              </w:rPr>
+              <w:t xml:space="preserve">    • O(n) — Linear (simple loop)</w:t>
+            </w:r>
+            <w:r>
+              <w:rPr>
+                <w:rFonts w:ascii="Arial" w:cs="Arial" w:eastAsia="Arial" w:hAnsi="Arial"/>
+                <w:sz w:val="20"/>
+                <w:szCs w:val="20"/>
+              </w:rPr>
+              <w:br/>
+              <w:t xml:space="preserve"/>
+            </w:r>
+            <w:r>
+              <w:rPr>
+                <w:rFonts w:ascii="Arial" w:cs="Arial" w:eastAsia="Arial" w:hAnsi="Arial"/>
+                <w:b w:val="false"/>
+                <w:bCs w:val="false"/>
+                <w:i w:val="false"/>
+                <w:iCs w:val="false"/>
+                <w:color w:val="000000"/>
+                <w:sz w:val="20"/>
+                <w:szCs w:val="20"/>
+              </w:rPr>
+              <w:t xml:space="preserve">    • O(n log n) — Linearithmic (efficient sorts like merge sort)</w:t>
+            </w:r>
+            <w:r>
+              <w:rPr>
+                <w:rFonts w:ascii="Arial" w:cs="Arial" w:eastAsia="Arial" w:hAnsi="Arial"/>
+                <w:sz w:val="20"/>
+                <w:szCs w:val="20"/>
+              </w:rPr>
+              <w:br/>
+              <w:t xml:space="preserve"/>
+            </w:r>
+            <w:r>
+              <w:rPr>
+                <w:rFonts w:ascii="Arial" w:cs="Arial" w:eastAsia="Arial" w:hAnsi="Arial"/>
+                <w:b w:val="false"/>
+                <w:bCs w:val="false"/>
+                <w:i w:val="false"/>
+                <w:iCs w:val="false"/>
+                <w:color w:val="000000"/>
+                <w:sz w:val="20"/>
+                <w:szCs w:val="20"/>
+              </w:rPr>
+              <w:t xml:space="preserve">    • O(n²) — Quadratic (nested loops, bubble sort)</w:t>
+            </w:r>
+            <w:r>
+              <w:rPr>
+                <w:rFonts w:ascii="Arial" w:cs="Arial" w:eastAsia="Arial" w:hAnsi="Arial"/>
+                <w:sz w:val="20"/>
+                <w:szCs w:val="20"/>
+              </w:rPr>
+              <w:br/>
+              <w:t xml:space="preserve"/>
+            </w:r>
+            <w:r>
+              <w:rPr>
+                <w:rFonts w:ascii="Arial" w:cs="Arial" w:eastAsia="Arial" w:hAnsi="Arial"/>
+                <w:b w:val="false"/>
+                <w:bCs w:val="false"/>
+                <w:i w:val="false"/>
+                <w:iCs w:val="false"/>
+                <w:color w:val="000000"/>
+                <w:sz w:val="20"/>
+                <w:szCs w:val="20"/>
+              </w:rPr>
+              <w:t xml:space="preserve">    • O(n³) — Cubic (triple nested loops)</w:t>
+            </w:r>
+            <w:r>
+              <w:rPr>
+                <w:rFonts w:ascii="Arial" w:cs="Arial" w:eastAsia="Arial" w:hAnsi="Arial"/>
+                <w:sz w:val="20"/>
+                <w:szCs w:val="20"/>
+              </w:rPr>
+              <w:br/>
+              <w:t xml:space="preserve"/>
+            </w:r>
+            <w:r>
+              <w:rPr>
+                <w:rFonts w:ascii="Arial" w:cs="Arial" w:eastAsia="Arial" w:hAnsi="Arial"/>
+                <w:b w:val="false"/>
+                <w:bCs w:val="false"/>
+                <w:i w:val="false"/>
+                <w:iCs w:val="false"/>
+                <w:color w:val="000000"/>
+                <w:sz w:val="20"/>
+                <w:szCs w:val="20"/>
+              </w:rPr>
+              <w:t xml:space="preserve">    • O(2ⁿ) — Exponential (recursive Fibonacci)</w:t>
+            </w:r>
+            <w:r>
+              <w:rPr>
+                <w:rFonts w:ascii="Arial" w:cs="Arial" w:eastAsia="Arial" w:hAnsi="Arial"/>
+                <w:sz w:val="20"/>
+                <w:szCs w:val="20"/>
+              </w:rPr>
+              <w:br/>
+              <w:t xml:space="preserve"/>
+            </w:r>
+            <w:r>
+              <w:rPr>
+                <w:rFonts w:ascii="Arial" w:cs="Arial" w:eastAsia="Arial" w:hAnsi="Arial"/>
+                <w:b w:val="false"/>
+                <w:bCs w:val="false"/>
+                <w:i w:val="false"/>
+                <w:iCs w:val="false"/>
+                <w:color w:val="000000"/>
+                <w:sz w:val="20"/>
+                <w:szCs w:val="20"/>
+              </w:rPr>
+              <w:t xml:space="preserve">    • O(n!) — Factorial (generating permutations)</w:t>
+            </w:r>
+            <w:r>
+              <w:rPr>
+                <w:rFonts w:ascii="Arial" w:cs="Arial" w:eastAsia="Arial" w:hAnsi="Arial"/>
+                <w:sz w:val="20"/>
+                <w:szCs w:val="20"/>
+              </w:rPr>
+              <w:br/>
+              <w:t xml:space="preserve"/>
+            </w:r>
+            <w:r>
+              <w:rPr>
+                <w:rFonts w:ascii="Arial" w:cs="Arial" w:eastAsia="Arial" w:hAnsi="Arial"/>
+                <w:sz w:val="20"/>
+                <w:szCs w:val="20"/>
+              </w:rPr>
+              <w:br/>
+              <w:t xml:space="preserve"/>
+            </w:r>
+            <w:r>
+              <w:rPr>
+                <w:rFonts w:ascii="Arial" w:cs="Arial" w:eastAsia="Arial" w:hAnsi="Arial"/>
+                <w:b/>
+                <w:bCs/>
+                <w:i w:val="false"/>
+                <w:iCs w:val="false"/>
+                <w:color w:val="000000"/>
+                <w:sz w:val="20"/>
+                <w:szCs w:val="20"/>
+              </w:rPr>
+              <w:t xml:space="preserve">Vocabulary: </w:t>
+            </w:r>
+            <w:r>
+              <w:rPr>
+                <w:rFonts w:ascii="Arial" w:cs="Arial" w:eastAsia="Arial" w:hAnsi="Arial"/>
+                <w:b w:val="false"/>
+                <w:bCs w:val="false"/>
+                <w:i w:val="false"/>
+                <w:iCs w:val="false"/>
+                <w:color w:val="000000"/>
+                <w:sz w:val="20"/>
+                <w:szCs w:val="20"/>
+              </w:rPr>
+              <w:t xml:space="preserve">Big O Notation, O(1), O(log n), O(n), O(n log n), O(n²)</w:t>
+            </w:r>
+            <w:r>
+              <w:rPr>
+                <w:rFonts w:ascii="Arial" w:cs="Arial" w:eastAsia="Arial" w:hAnsi="Arial"/>
+                <w:sz w:val="20"/>
+                <w:szCs w:val="20"/>
+              </w:rPr>
+              <w:br/>
+              <w:t xml:space="preserve"/>
+            </w:r>
+            <w:r>
+              <w:rPr>
+                <w:rFonts w:ascii="Arial" w:cs="Arial" w:eastAsia="Arial" w:hAnsi="Arial"/>
+                <w:sz w:val="20"/>
+                <w:szCs w:val="20"/>
+              </w:rPr>
+              <w:br/>
+              <w:t xml:space="preserve"/>
+            </w:r>
+            <w:r>
+              <w:rPr>
+                <w:rFonts w:ascii="Arial" w:cs="Arial" w:eastAsia="Arial" w:hAnsi="Arial"/>
+                <w:b/>
+                <w:bCs/>
+                <w:i/>
+                <w:iCs/>
+                <w:color w:val="555555"/>
+                <w:sz w:val="20"/>
+                <w:szCs w:val="20"/>
+              </w:rPr>
+              <w:t xml:space="preserve">→ Live Demo — </w:t>
+            </w:r>
+            <w:r>
+              <w:rPr>
+                <w:rFonts w:ascii="Arial" w:cs="Arial" w:eastAsia="Arial" w:hAnsi="Arial"/>
+                <w:b w:val="false"/>
+                <w:bCs w:val="false"/>
+                <w:i/>
+                <w:iCs/>
+                <w:color w:val="555555"/>
+                <w:sz w:val="20"/>
+                <w:szCs w:val="20"/>
+              </w:rPr>
+              <w:t xml:space="preserve">type examples as students follow along in their own editor.</w:t>
+            </w:r>
+            <w:r>
+              <w:rPr>
+                <w:rFonts w:ascii="Arial" w:cs="Arial" w:eastAsia="Arial" w:hAnsi="Arial"/>
+                <w:sz w:val="20"/>
+                <w:szCs w:val="20"/>
+              </w:rPr>
+              <w:br/>
+              <w:t xml:space="preserve"/>
+            </w:r>
+            <w:r>
+              <w:rPr>
+                <w:rFonts w:ascii="Arial" w:cs="Arial" w:eastAsia="Arial" w:hAnsi="Arial"/>
+                <w:b/>
+                <w:bCs/>
+                <w:i/>
+                <w:iCs/>
+                <w:color w:val="555555"/>
+                <w:sz w:val="20"/>
+                <w:szCs w:val="20"/>
+              </w:rPr>
+              <w:t xml:space="preserve">→ Check for Understanding: </w:t>
+            </w:r>
+            <w:r>
+              <w:rPr>
+                <w:rFonts w:ascii="Arial" w:cs="Arial" w:eastAsia="Arial" w:hAnsi="Arial"/>
+                <w:b w:val="false"/>
+                <w:bCs w:val="false"/>
+                <w:i/>
+                <w:iCs/>
+                <w:color w:val="555555"/>
+                <w:sz w:val="20"/>
+                <w:szCs w:val="20"/>
+              </w:rPr>
+              <w:t xml:space="preserve">pause and cold-call: “Can someone explain what we just did in their own words?”</w:t>
             </w:r>
           </w:p>
         </w:tc>
@@ -377,9 +1021,9 @@
               <w:right w:val="single" w:color="CCCCCC" w:sz="1"/>
             </w:tcBorders>
             <w:tcMar>
-              <w:top w:type="dxa" w:w="60"/>
+              <w:top w:type="dxa" w:w="80"/>
               <w:left w:type="dxa" w:w="120"/>
-              <w:bottom w:type="dxa" w:w="60"/>
+              <w:bottom w:type="dxa" w:w="80"/>
               <w:right w:type="dxa" w:w="120"/>
             </w:tcMar>
           </w:tcPr>
@@ -406,20 +1050,90 @@
               <w:right w:val="single" w:color="CCCCCC" w:sz="1"/>
             </w:tcBorders>
             <w:tcMar>
-              <w:top w:type="dxa" w:w="60"/>
+              <w:top w:type="dxa" w:w="80"/>
               <w:left w:type="dxa" w:w="120"/>
-              <w:bottom w:type="dxa" w:w="60"/>
+              <w:bottom w:type="dxa" w:w="80"/>
               <w:right w:type="dxa" w:w="120"/>
             </w:tcMar>
           </w:tcPr>
           <w:p>
-            <w:r>
-              <w:rPr>
-                <w:rFonts w:ascii="Arial" w:cs="Arial" w:eastAsia="Arial" w:hAnsi="Arial"/>
-                <w:sz w:val="20"/>
-                <w:szCs w:val="20"/>
+            <w:pPr>
+              <w:spacing w:after="80" w:before="80"/>
+            </w:pPr>
+            <w:r>
+              <w:rPr>
+                <w:rFonts w:ascii="Arial" w:cs="Arial" w:eastAsia="Arial" w:hAnsi="Arial"/>
+                <w:b/>
+                <w:bCs/>
+                <w:i w:val="false"/>
+                <w:iCs w:val="false"/>
+                <w:color w:val="000000"/>
+                <w:sz w:val="22"/>
+                <w:szCs w:val="22"/>
               </w:rPr>
               <w:t xml:space="preserve">Guided Practice</w:t>
+            </w:r>
+            <w:r>
+              <w:rPr>
+                <w:rFonts w:ascii="Arial" w:cs="Arial" w:eastAsia="Arial" w:hAnsi="Arial"/>
+                <w:sz w:val="20"/>
+                <w:szCs w:val="20"/>
+              </w:rPr>
+              <w:br/>
+              <w:t xml:space="preserve"/>
+            </w:r>
+            <w:r>
+              <w:rPr>
+                <w:rFonts w:ascii="Arial" w:cs="Arial" w:eastAsia="Arial" w:hAnsi="Arial"/>
+                <w:sz w:val="20"/>
+                <w:szCs w:val="20"/>
+              </w:rPr>
+              <w:br/>
+              <w:t xml:space="preserve"/>
+            </w:r>
+            <w:r>
+              <w:rPr>
+                <w:rFonts w:ascii="Arial" w:cs="Arial" w:eastAsia="Arial" w:hAnsi="Arial"/>
+                <w:b w:val="false"/>
+                <w:bCs w:val="false"/>
+                <w:i w:val="false"/>
+                <w:iCs w:val="false"/>
+                <w:color w:val="000000"/>
+                <w:sz w:val="20"/>
+                <w:szCs w:val="20"/>
+              </w:rPr>
+              <w:t xml:space="preserve">Step 1: Classify these functions by Big O:</w:t>
+            </w:r>
+            <w:r>
+              <w:rPr>
+                <w:rFonts w:ascii="Arial" w:cs="Arial" w:eastAsia="Arial" w:hAnsi="Arial"/>
+                <w:sz w:val="20"/>
+                <w:szCs w:val="20"/>
+              </w:rPr>
+              <w:br/>
+              <w:t xml:space="preserve"/>
+            </w:r>
+            <w:r>
+              <w:rPr>
+                <w:rFonts w:ascii="Arial" w:cs="Arial" w:eastAsia="Arial" w:hAnsi="Arial"/>
+                <w:sz w:val="20"/>
+                <w:szCs w:val="20"/>
+              </w:rPr>
+              <w:br/>
+              <w:t xml:space="preserve"/>
+            </w:r>
+            <w:r>
+              <w:rPr>
+                <w:rFonts w:ascii="Arial" w:cs="Arial" w:eastAsia="Arial" w:hAnsi="Arial"/>
+                <w:b w:val="false"/>
+                <w:bCs w:val="false"/>
+                <w:i/>
+                <w:iCs/>
+                <w:color w:val="555555"/>
+                <w:sz w:val="20"/>
+                <w:szCs w:val="20"/>
+              </w:rPr>
+              <w:t xml:space="preserve">→ Teacher models — students try alongside, then compare results.</w:t>
             </w:r>
           </w:p>
         </w:tc>
@@ -435,9 +1149,9 @@
               <w:right w:val="single" w:color="CCCCCC" w:sz="1"/>
             </w:tcBorders>
             <w:tcMar>
-              <w:top w:type="dxa" w:w="60"/>
+              <w:top w:type="dxa" w:w="80"/>
               <w:left w:type="dxa" w:w="120"/>
-              <w:bottom w:type="dxa" w:w="60"/>
+              <w:bottom w:type="dxa" w:w="80"/>
               <w:right w:type="dxa" w:w="120"/>
             </w:tcMar>
           </w:tcPr>
@@ -450,7 +1164,7 @@
                 <w:sz w:val="20"/>
                 <w:szCs w:val="20"/>
               </w:rPr>
-              <w:t xml:space="preserve">15-20 min</w:t>
+              <w:t xml:space="preserve">15–20 min</w:t>
             </w:r>
           </w:p>
         </w:tc>
@@ -464,20 +1178,81 @@
               <w:right w:val="single" w:color="CCCCCC" w:sz="1"/>
             </w:tcBorders>
             <w:tcMar>
-              <w:top w:type="dxa" w:w="60"/>
+              <w:top w:type="dxa" w:w="80"/>
               <w:left w:type="dxa" w:w="120"/>
-              <w:bottom w:type="dxa" w:w="60"/>
+              <w:bottom w:type="dxa" w:w="80"/>
               <w:right w:type="dxa" w:w="120"/>
             </w:tcMar>
           </w:tcPr>
           <w:p>
-            <w:r>
-              <w:rPr>
-                <w:rFonts w:ascii="Arial" w:cs="Arial" w:eastAsia="Arial" w:hAnsi="Arial"/>
-                <w:sz w:val="20"/>
-                <w:szCs w:val="20"/>
+            <w:pPr>
+              <w:spacing w:after="80" w:before="80"/>
+            </w:pPr>
+            <w:r>
+              <w:rPr>
+                <w:rFonts w:ascii="Arial" w:cs="Arial" w:eastAsia="Arial" w:hAnsi="Arial"/>
+                <w:b/>
+                <w:bCs/>
+                <w:i w:val="false"/>
+                <w:iCs w:val="false"/>
+                <w:color w:val="000000"/>
+                <w:sz w:val="22"/>
+                <w:szCs w:val="22"/>
               </w:rPr>
               <w:t xml:space="preserve">Independent Practice / Code Along</w:t>
+            </w:r>
+            <w:r>
+              <w:rPr>
+                <w:rFonts w:ascii="Arial" w:cs="Arial" w:eastAsia="Arial" w:hAnsi="Arial"/>
+                <w:sz w:val="20"/>
+                <w:szCs w:val="20"/>
+              </w:rPr>
+              <w:br/>
+              <w:t xml:space="preserve"/>
+            </w:r>
+            <w:r>
+              <w:rPr>
+                <w:rFonts w:ascii="Arial" w:cs="Arial" w:eastAsia="Arial" w:hAnsi="Arial"/>
+                <w:b w:val="false"/>
+                <w:bCs w:val="false"/>
+                <w:i w:val="false"/>
+                <w:iCs w:val="false"/>
+                <w:color w:val="000000"/>
+                <w:sz w:val="20"/>
+                <w:szCs w:val="20"/>
+              </w:rPr>
+              <w:t xml:space="preserve">    Work through problems from the day's exercise set.</w:t>
+            </w:r>
+            <w:r>
+              <w:rPr>
+                <w:rFonts w:ascii="Arial" w:cs="Arial" w:eastAsia="Arial" w:hAnsi="Arial"/>
+                <w:sz w:val="20"/>
+                <w:szCs w:val="20"/>
+              </w:rPr>
+              <w:br/>
+              <w:t xml:space="preserve"/>
+            </w:r>
+            <w:r>
+              <w:rPr>
+                <w:rFonts w:ascii="Arial" w:cs="Arial" w:eastAsia="Arial" w:hAnsi="Arial"/>
+                <w:sz w:val="20"/>
+                <w:szCs w:val="20"/>
+              </w:rPr>
+              <w:br/>
+              <w:t xml:space="preserve"/>
+            </w:r>
+            <w:r>
+              <w:rPr>
+                <w:rFonts w:ascii="Arial" w:cs="Arial" w:eastAsia="Arial" w:hAnsi="Arial"/>
+                <w:b w:val="false"/>
+                <w:bCs w:val="false"/>
+                <w:i/>
+                <w:iCs/>
+                <w:color w:val="555555"/>
+                <w:sz w:val="20"/>
+                <w:szCs w:val="20"/>
+              </w:rPr>
+              <w:t xml:space="preserve">→ Teacher circulates — offer hints, check for understanding.</w:t>
             </w:r>
           </w:p>
         </w:tc>
@@ -493,9 +1268,9 @@
               <w:right w:val="single" w:color="CCCCCC" w:sz="1"/>
             </w:tcBorders>
             <w:tcMar>
-              <w:top w:type="dxa" w:w="60"/>
+              <w:top w:type="dxa" w:w="80"/>
               <w:left w:type="dxa" w:w="120"/>
-              <w:bottom w:type="dxa" w:w="60"/>
+              <w:bottom w:type="dxa" w:w="80"/>
               <w:right w:type="dxa" w:w="120"/>
             </w:tcMar>
           </w:tcPr>
@@ -522,20 +1297,90 @@
               <w:right w:val="single" w:color="CCCCCC" w:sz="1"/>
             </w:tcBorders>
             <w:tcMar>
-              <w:top w:type="dxa" w:w="60"/>
+              <w:top w:type="dxa" w:w="80"/>
               <w:left w:type="dxa" w:w="120"/>
-              <w:bottom w:type="dxa" w:w="60"/>
+              <w:bottom w:type="dxa" w:w="80"/>
               <w:right w:type="dxa" w:w="120"/>
             </w:tcMar>
           </w:tcPr>
           <w:p>
-            <w:r>
-              <w:rPr>
-                <w:rFonts w:ascii="Arial" w:cs="Arial" w:eastAsia="Arial" w:hAnsi="Arial"/>
-                <w:sz w:val="20"/>
-                <w:szCs w:val="20"/>
+            <w:pPr>
+              <w:spacing w:after="80" w:before="80"/>
+            </w:pPr>
+            <w:r>
+              <w:rPr>
+                <w:rFonts w:ascii="Arial" w:cs="Arial" w:eastAsia="Arial" w:hAnsi="Arial"/>
+                <w:b/>
+                <w:bCs/>
+                <w:i w:val="false"/>
+                <w:iCs w:val="false"/>
+                <w:color w:val="000000"/>
+                <w:sz w:val="22"/>
+                <w:szCs w:val="22"/>
               </w:rPr>
               <w:t xml:space="preserve">Exit Ticket / Wrap-Up</w:t>
+            </w:r>
+            <w:r>
+              <w:rPr>
+                <w:rFonts w:ascii="Arial" w:cs="Arial" w:eastAsia="Arial" w:hAnsi="Arial"/>
+                <w:sz w:val="20"/>
+                <w:szCs w:val="20"/>
+              </w:rPr>
+              <w:br/>
+              <w:t xml:space="preserve"/>
+            </w:r>
+            <w:r>
+              <w:rPr>
+                <w:rFonts w:ascii="Arial" w:cs="Arial" w:eastAsia="Arial" w:hAnsi="Arial"/>
+                <w:sz w:val="20"/>
+                <w:szCs w:val="20"/>
+              </w:rPr>
+              <w:br/>
+              <w:t xml:space="preserve"/>
+            </w:r>
+            <w:r>
+              <w:rPr>
+                <w:rFonts w:ascii="Arial" w:cs="Arial" w:eastAsia="Arial" w:hAnsi="Arial"/>
+                <w:b w:val="false"/>
+                <w:bCs w:val="false"/>
+                <w:i w:val="false"/>
+                <w:iCs w:val="false"/>
+                <w:color w:val="000000"/>
+                <w:sz w:val="20"/>
+                <w:szCs w:val="20"/>
+              </w:rPr>
+              <w:t xml:space="preserve">Quick Check: Analyze algorithms using Big O notation and understand how to classify time complexity?</w:t>
+            </w:r>
+            <w:r>
+              <w:rPr>
+                <w:rFonts w:ascii="Arial" w:cs="Arial" w:eastAsia="Arial" w:hAnsi="Arial"/>
+                <w:sz w:val="20"/>
+                <w:szCs w:val="20"/>
+              </w:rPr>
+              <w:br/>
+              <w:t xml:space="preserve"/>
+            </w:r>
+            <w:r>
+              <w:rPr>
+                <w:rFonts w:ascii="Arial" w:cs="Arial" w:eastAsia="Arial" w:hAnsi="Arial"/>
+                <w:sz w:val="20"/>
+                <w:szCs w:val="20"/>
+              </w:rPr>
+              <w:br/>
+              <w:t xml:space="preserve"/>
+            </w:r>
+            <w:r>
+              <w:rPr>
+                <w:rFonts w:ascii="Arial" w:cs="Arial" w:eastAsia="Arial" w:hAnsi="Arial"/>
+                <w:b w:val="false"/>
+                <w:bCs w:val="false"/>
+                <w:i/>
+                <w:iCs/>
+                <w:color w:val="555555"/>
+                <w:sz w:val="20"/>
+                <w:szCs w:val="20"/>
+              </w:rPr>
+              <w:t xml:space="preserve">→ 3–2–1: Name 3 things learned, 2 new vocab words, 1 question you still have.</w:t>
             </w:r>
           </w:p>
         </w:tc>
@@ -899,19 +1744,6 @@
                 <w:sz w:val="18"/>
                 <w:szCs w:val="18"/>
               </w:rPr>
-              <w:t xml:space="preserve"># Example 1: O(1) - Constant time</w:t>
-            </w:r>
-          </w:p>
-          <w:p>
-            <w:pPr>
-              <w:spacing w:after="20"/>
-            </w:pPr>
-            <w:r>
-              <w:rPr>
-                <w:rFonts w:ascii="Courier New" w:cs="Courier New" w:eastAsia="Courier New" w:hAnsi="Courier New"/>
-                <w:sz w:val="18"/>
-                <w:szCs w:val="18"/>
-              </w:rPr>
               <w:t xml:space="preserve">def get_first_element(lst):</w:t>
             </w:r>
           </w:p>
@@ -951,7 +1783,7 @@
                 <w:sz w:val="18"/>
                 <w:szCs w:val="18"/>
               </w:rPr>
-              <w:t xml:space="preserve"># Example 2: O(log n) - Binary search</w:t>
+              <w:t xml:space="preserve"> </w:t>
             </w:r>
           </w:p>
           <w:p>
@@ -1107,19 +1939,6 @@
                 <w:sz w:val="18"/>
                 <w:szCs w:val="18"/>
               </w:rPr>
-              <w:t xml:space="preserve"># Roughly log₂(n) comparisons needed</w:t>
-            </w:r>
-          </w:p>
-          <w:p>
-            <w:pPr>
-              <w:spacing w:after="20"/>
-            </w:pPr>
-            <w:r>
-              <w:rPr>
-                <w:rFonts w:ascii="Courier New" w:cs="Courier New" w:eastAsia="Courier New" w:hAnsi="Courier New"/>
-                <w:sz w:val="18"/>
-                <w:szCs w:val="18"/>
-              </w:rPr>
               <w:t xml:space="preserve"> </w:t>
             </w:r>
           </w:p>
@@ -1133,7 +1952,20 @@
                 <w:sz w:val="18"/>
                 <w:szCs w:val="18"/>
               </w:rPr>
-              <w:t xml:space="preserve"># Example 3: O(n) - Linear search</w:t>
+              <w:t xml:space="preserve"> </w:t>
+            </w:r>
+          </w:p>
+          <w:p>
+            <w:pPr>
+              <w:spacing w:after="20"/>
+            </w:pPr>
+            <w:r>
+              <w:rPr>
+                <w:rFonts w:ascii="Courier New" w:cs="Courier New" w:eastAsia="Courier New" w:hAnsi="Courier New"/>
+                <w:sz w:val="18"/>
+                <w:szCs w:val="18"/>
+              </w:rPr>
+              <w:t xml:space="preserve"> </w:t>
             </w:r>
           </w:p>
           <w:p>
@@ -1224,7 +2056,7 @@
                 <w:sz w:val="18"/>
                 <w:szCs w:val="18"/>
               </w:rPr>
-              <w:t xml:space="preserve"># Example 4: O(n log n) - Merge sort</w:t>
+              <w:t xml:space="preserve"> </w:t>
             </w:r>
           </w:p>
           <w:p>
@@ -1380,7 +2212,7 @@
                 <w:sz w:val="18"/>
                 <w:szCs w:val="18"/>
               </w:rPr>
-              <w:t xml:space="preserve"># Example 5: O(n²) - Bubble sort</w:t>
+              <w:t xml:space="preserve"> </w:t>
             </w:r>
           </w:p>
           <w:p>
@@ -1497,7 +2329,7 @@
                 <w:sz w:val="18"/>
                 <w:szCs w:val="18"/>
               </w:rPr>
-              <w:t xml:space="preserve"># Example 6: O(n²) - Nested loops</w:t>
+              <w:t xml:space="preserve"> </w:t>
             </w:r>
           </w:p>
           <w:p>
@@ -1575,7 +2407,7 @@
                 <w:sz w:val="18"/>
                 <w:szCs w:val="18"/>
               </w:rPr>
-              <w:t xml:space="preserve"># Example 7: O(n³) - Triple nested loops</w:t>
+              <w:t xml:space="preserve"> </w:t>
             </w:r>
           </w:p>
           <w:p>
@@ -1666,7 +2498,7 @@
                 <w:sz w:val="18"/>
                 <w:szCs w:val="18"/>
               </w:rPr>
-              <w:t xml:space="preserve"># Example 8: O(2ⁿ) - Exponential (inefficient!)</w:t>
+              <w:t xml:space="preserve"> </w:t>
             </w:r>
           </w:p>
           <w:p>
@@ -1731,19 +2563,6 @@
                 <w:sz w:val="18"/>
                 <w:szCs w:val="18"/>
               </w:rPr>
-              <w:t xml:space="preserve"># Each call makes 2 more calls, leading to exponential growth</w:t>
-            </w:r>
-          </w:p>
-          <w:p>
-            <w:pPr>
-              <w:spacing w:after="20"/>
-            </w:pPr>
-            <w:r>
-              <w:rPr>
-                <w:rFonts w:ascii="Courier New" w:cs="Courier New" w:eastAsia="Courier New" w:hAnsi="Courier New"/>
-                <w:sz w:val="18"/>
-                <w:szCs w:val="18"/>
-              </w:rPr>
               <w:t xml:space="preserve"> </w:t>
             </w:r>
           </w:p>
@@ -1757,7 +2576,20 @@
                 <w:sz w:val="18"/>
                 <w:szCs w:val="18"/>
               </w:rPr>
-              <w:t xml:space="preserve"># Example 9: Analyzing combined operations</w:t>
+              <w:t xml:space="preserve"> </w:t>
+            </w:r>
+          </w:p>
+          <w:p>
+            <w:pPr>
+              <w:spacing w:after="20"/>
+            </w:pPr>
+            <w:r>
+              <w:rPr>
+                <w:rFonts w:ascii="Courier New" w:cs="Courier New" w:eastAsia="Courier New" w:hAnsi="Courier New"/>
+                <w:sz w:val="18"/>
+                <w:szCs w:val="18"/>
+              </w:rPr>
+              <w:t xml:space="preserve"> </w:t>
             </w:r>
           </w:p>
           <w:p>
@@ -1887,7 +2719,7 @@
                 <w:sz w:val="18"/>
                 <w:szCs w:val="18"/>
               </w:rPr>
-              <w:t xml:space="preserve"># Example 10: Comparing actual runtimes</w:t>
+              <w:t xml:space="preserve"> </w:t>
             </w:r>
           </w:p>
           <w:p>
@@ -2134,32 +2966,6 @@
                 <w:sz w:val="18"/>
                 <w:szCs w:val="18"/>
               </w:rPr>
-              <w:t xml:space="preserve"># For n=1000, quadratic is roughly 1000x slower!</w:t>
-            </w:r>
-          </w:p>
-          <w:p>
-            <w:pPr>
-              <w:spacing w:after="20"/>
-            </w:pPr>
-            <w:r>
-              <w:rPr>
-                <w:rFonts w:ascii="Courier New" w:cs="Courier New" w:eastAsia="Courier New" w:hAnsi="Courier New"/>
-                <w:sz w:val="18"/>
-                <w:szCs w:val="18"/>
-              </w:rPr>
-              <w:t xml:space="preserve"># For n=10000, quadratic is roughly 10000x slower!</w:t>
-            </w:r>
-          </w:p>
-          <w:p>
-            <w:pPr>
-              <w:spacing w:after="20"/>
-            </w:pPr>
-            <w:r>
-              <w:rPr>
-                <w:rFonts w:ascii="Courier New" w:cs="Courier New" w:eastAsia="Courier New" w:hAnsi="Courier New"/>
-                <w:sz w:val="18"/>
-                <w:szCs w:val="18"/>
-              </w:rPr>
               <w:t xml:space="preserve"> </w:t>
             </w:r>
           </w:p>
@@ -2173,7 +2979,33 @@
                 <w:sz w:val="18"/>
                 <w:szCs w:val="18"/>
               </w:rPr>
-              <w:t xml:space="preserve"># Example 11: Space complexity</w:t>
+              <w:t xml:space="preserve"> </w:t>
+            </w:r>
+          </w:p>
+          <w:p>
+            <w:pPr>
+              <w:spacing w:after="20"/>
+            </w:pPr>
+            <w:r>
+              <w:rPr>
+                <w:rFonts w:ascii="Courier New" w:cs="Courier New" w:eastAsia="Courier New" w:hAnsi="Courier New"/>
+                <w:sz w:val="18"/>
+                <w:szCs w:val="18"/>
+              </w:rPr>
+              <w:t xml:space="preserve"> </w:t>
+            </w:r>
+          </w:p>
+          <w:p>
+            <w:pPr>
+              <w:spacing w:after="20"/>
+            </w:pPr>
+            <w:r>
+              <w:rPr>
+                <w:rFonts w:ascii="Courier New" w:cs="Courier New" w:eastAsia="Courier New" w:hAnsi="Courier New"/>
+                <w:sz w:val="18"/>
+                <w:szCs w:val="18"/>
+              </w:rPr>
+              <w:t xml:space="preserve"> </w:t>
             </w:r>
           </w:p>
           <w:p>
@@ -2356,110 +3188,6 @@
                 <w:szCs w:val="18"/>
               </w:rPr>
               <w:t xml:space="preserve">    return [[i + j for j in range(n)] for i in range(n)]</w:t>
-            </w:r>
-          </w:p>
-          <w:p>
-            <w:pPr>
-              <w:spacing w:after="20"/>
-            </w:pPr>
-            <w:r>
-              <w:rPr>
-                <w:rFonts w:ascii="Courier New" w:cs="Courier New" w:eastAsia="Courier New" w:hAnsi="Courier New"/>
-                <w:sz w:val="18"/>
-                <w:szCs w:val="18"/>
-              </w:rPr>
-              <w:t xml:space="preserve"> </w:t>
-            </w:r>
-          </w:p>
-          <w:p>
-            <w:pPr>
-              <w:spacing w:after="20"/>
-            </w:pPr>
-            <w:r>
-              <w:rPr>
-                <w:rFonts w:ascii="Courier New" w:cs="Courier New" w:eastAsia="Courier New" w:hAnsi="Courier New"/>
-                <w:sz w:val="18"/>
-                <w:szCs w:val="18"/>
-              </w:rPr>
-              <w:t xml:space="preserve"># Example 12: Practical implications</w:t>
-            </w:r>
-          </w:p>
-          <w:p>
-            <w:pPr>
-              <w:spacing w:after="20"/>
-            </w:pPr>
-            <w:r>
-              <w:rPr>
-                <w:rFonts w:ascii="Courier New" w:cs="Courier New" w:eastAsia="Courier New" w:hAnsi="Courier New"/>
-                <w:sz w:val="18"/>
-                <w:szCs w:val="18"/>
-              </w:rPr>
-              <w:t xml:space="preserve"># When n=1000:</w:t>
-            </w:r>
-          </w:p>
-          <w:p>
-            <w:pPr>
-              <w:spacing w:after="20"/>
-            </w:pPr>
-            <w:r>
-              <w:rPr>
-                <w:rFonts w:ascii="Courier New" w:cs="Courier New" w:eastAsia="Courier New" w:hAnsi="Courier New"/>
-                <w:sz w:val="18"/>
-                <w:szCs w:val="18"/>
-              </w:rPr>
-              <w:t xml:space="preserve"># O(log n): ~10 operations</w:t>
-            </w:r>
-          </w:p>
-          <w:p>
-            <w:pPr>
-              <w:spacing w:after="20"/>
-            </w:pPr>
-            <w:r>
-              <w:rPr>
-                <w:rFonts w:ascii="Courier New" w:cs="Courier New" w:eastAsia="Courier New" w:hAnsi="Courier New"/>
-                <w:sz w:val="18"/>
-                <w:szCs w:val="18"/>
-              </w:rPr>
-              <w:t xml:space="preserve"># O(n): ~1000 operations</w:t>
-            </w:r>
-          </w:p>
-          <w:p>
-            <w:pPr>
-              <w:spacing w:after="20"/>
-            </w:pPr>
-            <w:r>
-              <w:rPr>
-                <w:rFonts w:ascii="Courier New" w:cs="Courier New" w:eastAsia="Courier New" w:hAnsi="Courier New"/>
-                <w:sz w:val="18"/>
-                <w:szCs w:val="18"/>
-              </w:rPr>
-              <w:t xml:space="preserve"># O(n log n): ~10,000 operations</w:t>
-            </w:r>
-          </w:p>
-          <w:p>
-            <w:pPr>
-              <w:spacing w:after="20"/>
-            </w:pPr>
-            <w:r>
-              <w:rPr>
-                <w:rFonts w:ascii="Courier New" w:cs="Courier New" w:eastAsia="Courier New" w:hAnsi="Courier New"/>
-                <w:sz w:val="18"/>
-                <w:szCs w:val="18"/>
-              </w:rPr>
-              <w:t xml:space="preserve"># O(n²): ~1,000,000 operations</w:t>
-            </w:r>
-          </w:p>
-          <w:p>
-            <w:pPr>
-              <w:spacing w:after="20"/>
-            </w:pPr>
-            <w:r>
-              <w:rPr>
-                <w:rFonts w:ascii="Courier New" w:cs="Courier New" w:eastAsia="Courier New" w:hAnsi="Courier New"/>
-                <w:sz w:val="18"/>
-                <w:szCs w:val="18"/>
-              </w:rPr>
-              <w:t xml:space="preserve"># O(2ⁿ): ~10³⁰ operations (impossible!)</w:t>
             </w:r>
           </w:p>
         </w:tc>
@@ -2513,19 +3241,6 @@
                 <w:sz w:val="18"/>
                 <w:szCs w:val="18"/>
               </w:rPr>
-              <w:t xml:space="preserve"># Function 1: O(1)</w:t>
-            </w:r>
-          </w:p>
-          <w:p>
-            <w:pPr>
-              <w:spacing w:after="20"/>
-            </w:pPr>
-            <w:r>
-              <w:rPr>
-                <w:rFonts w:ascii="Courier New" w:cs="Courier New" w:eastAsia="Courier New" w:hAnsi="Courier New"/>
-                <w:sz w:val="18"/>
-                <w:szCs w:val="18"/>
-              </w:rPr>
               <w:t xml:space="preserve">def first(lst):</w:t>
             </w:r>
           </w:p>
@@ -2565,7 +3280,7 @@
                 <w:sz w:val="18"/>
                 <w:szCs w:val="18"/>
               </w:rPr>
-              <w:t xml:space="preserve"># Function 2: O(n)</w:t>
+              <w:t xml:space="preserve"> </w:t>
             </w:r>
           </w:p>
           <w:p>
@@ -2656,7 +3371,7 @@
                 <w:sz w:val="18"/>
                 <w:szCs w:val="18"/>
               </w:rPr>
-              <w:t xml:space="preserve"># Function 3: O(n²)</w:t>
+              <w:t xml:space="preserve"> </w:t>
             </w:r>
           </w:p>
           <w:p>
@@ -2856,19 +3571,6 @@
               <w:t xml:space="preserve">    return total</w:t>
             </w:r>
           </w:p>
-          <w:p>
-            <w:pPr>
-              <w:spacing w:after="20"/>
-            </w:pPr>
-            <w:r>
-              <w:rPr>
-                <w:rFonts w:ascii="Courier New" w:cs="Courier New" w:eastAsia="Courier New" w:hAnsi="Courier New"/>
-                <w:sz w:val="18"/>
-                <w:szCs w:val="18"/>
-              </w:rPr>
-              <w:t xml:space="preserve"># Time complexity: O(n * m) or O(n²) if square</w:t>
-            </w:r>
-          </w:p>
         </w:tc>
       </w:tr>
     </w:tbl>
@@ -2920,100 +3622,72 @@
                 <w:sz w:val="18"/>
                 <w:szCs w:val="18"/>
               </w:rPr>
-              <w:t xml:space="preserve"># See compare_algorithms() above</w:t>
-            </w:r>
-          </w:p>
-        </w:tc>
-      </w:tr>
-    </w:tbl>
-    <w:p>
-      <w:pPr>
-        <w:spacing w:after="120"/>
-      </w:pPr>
-    </w:p>
-    <w:tbl>
-      <w:tblPr>
-        <w:tblW w:type="dxa" w:w="9360"/>
-        <w:tblBorders>
-          <w:top w:val="single" w:color="auto" w:sz="4"/>
-          <w:left w:val="single" w:color="auto" w:sz="4"/>
-          <w:bottom w:val="single" w:color="auto" w:sz="4"/>
-          <w:right w:val="single" w:color="auto" w:sz="4"/>
-          <w:insideH w:val="single" w:color="auto" w:sz="4"/>
-          <w:insideV w:val="single" w:color="auto" w:sz="4"/>
-        </w:tblBorders>
-      </w:tblPr>
-      <w:tblGrid>
-        <w:gridCol w:w="9360"/>
-      </w:tblGrid>
-      <w:tr>
-        <w:tc>
-          <w:tcPr>
-            <w:tcW w:type="dxa" w:w="9360"/>
-            <w:tcBorders>
-              <w:top w:val="single" w:color="CCCCCC" w:sz="1"/>
-              <w:left w:val="single" w:color="CCCCCC" w:sz="1"/>
-              <w:bottom w:val="single" w:color="CCCCCC" w:sz="1"/>
-              <w:right w:val="single" w:color="CCCCCC" w:sz="1"/>
-            </w:tcBorders>
-            <w:shd w:fill="F2F2F2" w:val="clear"/>
-            <w:tcMar>
-              <w:top w:type="dxa" w:w="80"/>
-              <w:left w:type="dxa" w:w="160"/>
-              <w:bottom w:type="dxa" w:w="80"/>
-              <w:right w:type="dxa" w:w="160"/>
-            </w:tcMar>
-          </w:tcPr>
-          <w:p>
-            <w:pPr>
-              <w:spacing w:after="20"/>
-            </w:pPr>
-            <w:r>
-              <w:rPr>
-                <w:rFonts w:ascii="Courier New" w:cs="Courier New" w:eastAsia="Courier New" w:hAnsi="Courier New"/>
-                <w:sz w:val="18"/>
-                <w:szCs w:val="18"/>
-              </w:rPr>
-              <w:t xml:space="preserve"># Beginner</w:t>
-            </w:r>
-          </w:p>
-          <w:p>
-            <w:pPr>
-              <w:spacing w:after="20"/>
-            </w:pPr>
-            <w:r>
-              <w:rPr>
-                <w:rFonts w:ascii="Courier New" w:cs="Courier New" w:eastAsia="Courier New" w:hAnsi="Courier New"/>
-                <w:sz w:val="18"/>
-                <w:szCs w:val="18"/>
-              </w:rPr>
-              <w:t xml:space="preserve"># Sum array: O(n)</w:t>
-            </w:r>
-          </w:p>
-          <w:p>
-            <w:pPr>
-              <w:spacing w:after="20"/>
-            </w:pPr>
-            <w:r>
-              <w:rPr>
-                <w:rFonts w:ascii="Courier New" w:cs="Courier New" w:eastAsia="Courier New" w:hAnsi="Courier New"/>
-                <w:sz w:val="18"/>
-                <w:szCs w:val="18"/>
-              </w:rPr>
-              <w:t xml:space="preserve"># Print pairs: O(n²)</w:t>
-            </w:r>
-          </w:p>
-          <w:p>
-            <w:pPr>
-              <w:spacing w:after="20"/>
-            </w:pPr>
-            <w:r>
-              <w:rPr>
-                <w:rFonts w:ascii="Courier New" w:cs="Courier New" w:eastAsia="Courier New" w:hAnsi="Courier New"/>
-                <w:sz w:val="18"/>
-                <w:szCs w:val="18"/>
-              </w:rPr>
-              <w:t xml:space="preserve"># Binary search: O(log n)</w:t>
+              <w:t xml:space="preserve">def has_duplicates_slow(lst):</w:t>
+            </w:r>
+          </w:p>
+          <w:p>
+            <w:pPr>
+              <w:spacing w:after="20"/>
+            </w:pPr>
+            <w:r>
+              <w:rPr>
+                <w:rFonts w:ascii="Courier New" w:cs="Courier New" w:eastAsia="Courier New" w:hAnsi="Courier New"/>
+                <w:sz w:val="18"/>
+                <w:szCs w:val="18"/>
+              </w:rPr>
+              <w:t xml:space="preserve">    for i in range(len(lst)):</w:t>
+            </w:r>
+          </w:p>
+          <w:p>
+            <w:pPr>
+              <w:spacing w:after="20"/>
+            </w:pPr>
+            <w:r>
+              <w:rPr>
+                <w:rFonts w:ascii="Courier New" w:cs="Courier New" w:eastAsia="Courier New" w:hAnsi="Courier New"/>
+                <w:sz w:val="18"/>
+                <w:szCs w:val="18"/>
+              </w:rPr>
+              <w:t xml:space="preserve">        for j in range(i + 1, len(lst)):</w:t>
+            </w:r>
+          </w:p>
+          <w:p>
+            <w:pPr>
+              <w:spacing w:after="20"/>
+            </w:pPr>
+            <w:r>
+              <w:rPr>
+                <w:rFonts w:ascii="Courier New" w:cs="Courier New" w:eastAsia="Courier New" w:hAnsi="Courier New"/>
+                <w:sz w:val="18"/>
+                <w:szCs w:val="18"/>
+              </w:rPr>
+              <w:t xml:space="preserve">            if lst[i] == lst[j]:</w:t>
+            </w:r>
+          </w:p>
+          <w:p>
+            <w:pPr>
+              <w:spacing w:after="20"/>
+            </w:pPr>
+            <w:r>
+              <w:rPr>
+                <w:rFonts w:ascii="Courier New" w:cs="Courier New" w:eastAsia="Courier New" w:hAnsi="Courier New"/>
+                <w:sz w:val="18"/>
+                <w:szCs w:val="18"/>
+              </w:rPr>
+              <w:t xml:space="preserve">                return True</w:t>
+            </w:r>
+          </w:p>
+          <w:p>
+            <w:pPr>
+              <w:spacing w:after="20"/>
+            </w:pPr>
+            <w:r>
+              <w:rPr>
+                <w:rFonts w:ascii="Courier New" w:cs="Courier New" w:eastAsia="Courier New" w:hAnsi="Courier New"/>
+                <w:sz w:val="18"/>
+                <w:szCs w:val="18"/>
+              </w:rPr>
+              <w:t xml:space="preserve">    return False</w:t>
             </w:r>
           </w:p>
           <w:p>
@@ -3039,150 +3713,7 @@
                 <w:sz w:val="18"/>
                 <w:szCs w:val="18"/>
               </w:rPr>
-              <w:t xml:space="preserve"># Intermediate: Your function depends on your choice</w:t>
-            </w:r>
-          </w:p>
-          <w:p>
-            <w:pPr>
-              <w:spacing w:after="20"/>
-            </w:pPr>
-            <w:r>
-              <w:rPr>
-                <w:rFonts w:ascii="Courier New" w:cs="Courier New" w:eastAsia="Courier New" w:hAnsi="Courier New"/>
-                <w:sz w:val="18"/>
-                <w:szCs w:val="18"/>
-              </w:rPr>
               <w:t xml:space="preserve"> </w:t>
-            </w:r>
-          </w:p>
-          <w:p>
-            <w:pPr>
-              <w:spacing w:after="20"/>
-            </w:pPr>
-            <w:r>
-              <w:rPr>
-                <w:rFonts w:ascii="Courier New" w:cs="Courier New" w:eastAsia="Courier New" w:hAnsi="Courier New"/>
-                <w:sz w:val="18"/>
-                <w:szCs w:val="18"/>
-              </w:rPr>
-              <w:t xml:space="preserve"># Challenge example: Finding duplicates</w:t>
-            </w:r>
-          </w:p>
-          <w:p>
-            <w:pPr>
-              <w:spacing w:after="20"/>
-            </w:pPr>
-            <w:r>
-              <w:rPr>
-                <w:rFonts w:ascii="Courier New" w:cs="Courier New" w:eastAsia="Courier New" w:hAnsi="Courier New"/>
-                <w:sz w:val="18"/>
-                <w:szCs w:val="18"/>
-              </w:rPr>
-              <w:t xml:space="preserve"># Bad: O(n²)</w:t>
-            </w:r>
-          </w:p>
-          <w:p>
-            <w:pPr>
-              <w:spacing w:after="20"/>
-            </w:pPr>
-            <w:r>
-              <w:rPr>
-                <w:rFonts w:ascii="Courier New" w:cs="Courier New" w:eastAsia="Courier New" w:hAnsi="Courier New"/>
-                <w:sz w:val="18"/>
-                <w:szCs w:val="18"/>
-              </w:rPr>
-              <w:t xml:space="preserve">def has_duplicates_slow(lst):</w:t>
-            </w:r>
-          </w:p>
-          <w:p>
-            <w:pPr>
-              <w:spacing w:after="20"/>
-            </w:pPr>
-            <w:r>
-              <w:rPr>
-                <w:rFonts w:ascii="Courier New" w:cs="Courier New" w:eastAsia="Courier New" w:hAnsi="Courier New"/>
-                <w:sz w:val="18"/>
-                <w:szCs w:val="18"/>
-              </w:rPr>
-              <w:t xml:space="preserve">    for i in range(len(lst)):</w:t>
-            </w:r>
-          </w:p>
-          <w:p>
-            <w:pPr>
-              <w:spacing w:after="20"/>
-            </w:pPr>
-            <w:r>
-              <w:rPr>
-                <w:rFonts w:ascii="Courier New" w:cs="Courier New" w:eastAsia="Courier New" w:hAnsi="Courier New"/>
-                <w:sz w:val="18"/>
-                <w:szCs w:val="18"/>
-              </w:rPr>
-              <w:t xml:space="preserve">        for j in range(i + 1, len(lst)):</w:t>
-            </w:r>
-          </w:p>
-          <w:p>
-            <w:pPr>
-              <w:spacing w:after="20"/>
-            </w:pPr>
-            <w:r>
-              <w:rPr>
-                <w:rFonts w:ascii="Courier New" w:cs="Courier New" w:eastAsia="Courier New" w:hAnsi="Courier New"/>
-                <w:sz w:val="18"/>
-                <w:szCs w:val="18"/>
-              </w:rPr>
-              <w:t xml:space="preserve">            if lst[i] == lst[j]:</w:t>
-            </w:r>
-          </w:p>
-          <w:p>
-            <w:pPr>
-              <w:spacing w:after="20"/>
-            </w:pPr>
-            <w:r>
-              <w:rPr>
-                <w:rFonts w:ascii="Courier New" w:cs="Courier New" w:eastAsia="Courier New" w:hAnsi="Courier New"/>
-                <w:sz w:val="18"/>
-                <w:szCs w:val="18"/>
-              </w:rPr>
-              <w:t xml:space="preserve">                return True</w:t>
-            </w:r>
-          </w:p>
-          <w:p>
-            <w:pPr>
-              <w:spacing w:after="20"/>
-            </w:pPr>
-            <w:r>
-              <w:rPr>
-                <w:rFonts w:ascii="Courier New" w:cs="Courier New" w:eastAsia="Courier New" w:hAnsi="Courier New"/>
-                <w:sz w:val="18"/>
-                <w:szCs w:val="18"/>
-              </w:rPr>
-              <w:t xml:space="preserve">    return False</w:t>
-            </w:r>
-          </w:p>
-          <w:p>
-            <w:pPr>
-              <w:spacing w:after="20"/>
-            </w:pPr>
-            <w:r>
-              <w:rPr>
-                <w:rFonts w:ascii="Courier New" w:cs="Courier New" w:eastAsia="Courier New" w:hAnsi="Courier New"/>
-                <w:sz w:val="18"/>
-                <w:szCs w:val="18"/>
-              </w:rPr>
-              <w:t xml:space="preserve"> </w:t>
-            </w:r>
-          </w:p>
-          <w:p>
-            <w:pPr>
-              <w:spacing w:after="20"/>
-            </w:pPr>
-            <w:r>
-              <w:rPr>
-                <w:rFonts w:ascii="Courier New" w:cs="Courier New" w:eastAsia="Courier New" w:hAnsi="Courier New"/>
-                <w:sz w:val="18"/>
-                <w:szCs w:val="18"/>
-              </w:rPr>
-              <w:t xml:space="preserve"># Better: O(n)</w:t>
             </w:r>
           </w:p>
           <w:p>

--- a/Coding 2 - year/Unit 3 - Advanced Functions & Algorithms/Daily Lesson Plans/Word/Day 20.docx
+++ b/Coding 2 - year/Unit 3 - Advanced Functions & Algorithms/Daily Lesson Plans/Word/Day 20.docx
@@ -380,7 +380,7 @@
                 <w:sz w:val="20"/>
                 <w:szCs w:val="20"/>
               </w:rPr>
-              <w:t xml:space="preserve">    In your own words: Analyze algorithms using Big O notation and understand how to classify time complexity?</w:t>
+              <w:t xml:space="preserve">    What would you look for if asked to analyze algorithms using Big O notation and understand how to classify time complexity? List 2-3 things you'd check.</w:t>
             </w:r>
             <w:r>
               <w:rPr>
@@ -477,7 +477,7 @@
                 <w:sz w:val="20"/>
                 <w:szCs w:val="20"/>
               </w:rPr>
-              <w:t xml:space="preserve">Today's Goal: By the end of class you will be able to analyze algorithms using Big O notation and understand how to classify time complexity.</w:t>
+              <w:t xml:space="preserve">Today’s Goal: By the end of class you will be able to analyze algorithms using Big O notation and understand how to classify time complexity.</w:t>
             </w:r>
             <w:r>
               <w:rPr>
@@ -1349,7 +1349,7 @@
                 <w:sz w:val="20"/>
                 <w:szCs w:val="20"/>
               </w:rPr>
-              <w:t xml:space="preserve">Quick Check: Analyze algorithms using Big O notation and understand how to classify time complexity?</w:t>
+              <w:t xml:space="preserve">What are two important things to check when you analyze algorithms using Big O notation and understand how to classify time complexity? Why do they matter?</w:t>
             </w:r>
             <w:r>
               <w:rPr>

--- a/Coding 2 - year/Unit 3 - Advanced Functions & Algorithms/Daily Lesson Plans/Word/Day 20.docx
+++ b/Coding 2 - year/Unit 3 - Advanced Functions & Algorithms/Daily Lesson Plans/Word/Day 20.docx
@@ -1213,6 +1213,19 @@
             <w:r>
               <w:rPr>
                 <w:rFonts w:ascii="Arial" w:cs="Arial" w:eastAsia="Arial" w:hAnsi="Arial"/>
+                <w:b/>
+                <w:bCs/>
+                <w:i w:val="false"/>
+                <w:iCs w:val="false"/>
+                <w:color w:val="000000"/>
+                <w:sz w:val="20"/>
+                <w:szCs w:val="20"/>
+              </w:rPr>
+              <w:t xml:space="preserve">    Beginner: </w:t>
+            </w:r>
+            <w:r>
+              <w:rPr>
+                <w:rFonts w:ascii="Arial" w:cs="Arial" w:eastAsia="Arial" w:hAnsi="Arial"/>
                 <w:b w:val="false"/>
                 <w:bCs w:val="false"/>
                 <w:i w:val="false"/>
@@ -1221,7 +1234,77 @@
                 <w:sz w:val="20"/>
                 <w:szCs w:val="20"/>
               </w:rPr>
-              <w:t xml:space="preserve">    Work through problems from the day's exercise set.</w:t>
+              <w:t xml:space="preserve">Classify the following by Big O: summing an array, printing all pairs, binary search.</w:t>
+            </w:r>
+            <w:r>
+              <w:rPr>
+                <w:rFonts w:ascii="Arial" w:cs="Arial" w:eastAsia="Arial" w:hAnsi="Arial"/>
+                <w:sz w:val="20"/>
+                <w:szCs w:val="20"/>
+              </w:rPr>
+              <w:br/>
+              <w:t xml:space="preserve"/>
+            </w:r>
+            <w:r>
+              <w:rPr>
+                <w:rFonts w:ascii="Arial" w:cs="Arial" w:eastAsia="Arial" w:hAnsi="Arial"/>
+                <w:b/>
+                <w:bCs/>
+                <w:i w:val="false"/>
+                <w:iCs w:val="false"/>
+                <w:color w:val="000000"/>
+                <w:sz w:val="20"/>
+                <w:szCs w:val="20"/>
+              </w:rPr>
+              <w:t xml:space="preserve">    Intermediate: </w:t>
+            </w:r>
+            <w:r>
+              <w:rPr>
+                <w:rFonts w:ascii="Arial" w:cs="Arial" w:eastAsia="Arial" w:hAnsi="Arial"/>
+                <w:b w:val="false"/>
+                <w:bCs w:val="false"/>
+                <w:i w:val="false"/>
+                <w:iCs w:val="false"/>
+                <w:color w:val="000000"/>
+                <w:sz w:val="20"/>
+                <w:szCs w:val="20"/>
+              </w:rPr>
+              <w:t xml:space="preserve">Write a function and determine its time and space complexity.</w:t>
+            </w:r>
+            <w:r>
+              <w:rPr>
+                <w:rFonts w:ascii="Arial" w:cs="Arial" w:eastAsia="Arial" w:hAnsi="Arial"/>
+                <w:sz w:val="20"/>
+                <w:szCs w:val="20"/>
+              </w:rPr>
+              <w:br/>
+              <w:t xml:space="preserve"/>
+            </w:r>
+            <w:r>
+              <w:rPr>
+                <w:rFonts w:ascii="Arial" w:cs="Arial" w:eastAsia="Arial" w:hAnsi="Arial"/>
+                <w:b/>
+                <w:bCs/>
+                <w:i w:val="false"/>
+                <w:iCs w:val="false"/>
+                <w:color w:val="000000"/>
+                <w:sz w:val="20"/>
+                <w:szCs w:val="20"/>
+              </w:rPr>
+              <w:t xml:space="preserve">    Challenge: </w:t>
+            </w:r>
+            <w:r>
+              <w:rPr>
+                <w:rFonts w:ascii="Arial" w:cs="Arial" w:eastAsia="Arial" w:hAnsi="Arial"/>
+                <w:b w:val="false"/>
+                <w:bCs w:val="false"/>
+                <w:i w:val="false"/>
+                <w:iCs w:val="false"/>
+                <w:color w:val="000000"/>
+                <w:sz w:val="20"/>
+                <w:szCs w:val="20"/>
+              </w:rPr>
+              <w:t xml:space="preserve">Optimize an O(n²) algorithm to O(n log n) or better if possible.</w:t>
             </w:r>
             <w:r>
               <w:rPr>
@@ -3877,6 +3960,94 @@
       <w:pPr>
         <w:spacing w:after="160"/>
       </w:pPr>
+    </w:p>
+    <w:p>
+      <w:pPr>
+        <w:pBdr>
+          <w:bottom w:val="single" w:color="1B7A4A" w:sz="4" w:space="4"/>
+        </w:pBdr>
+        <w:spacing w:after="100" w:before="120"/>
+      </w:pPr>
+      <w:r>
+        <w:rPr>
+          <w:rFonts w:ascii="Arial" w:cs="Arial" w:eastAsia="Arial" w:hAnsi="Arial"/>
+          <w:b/>
+          <w:bCs/>
+          <w:color w:val="1B7A4A"/>
+          <w:sz w:val="24"/>
+          <w:szCs w:val="24"/>
+        </w:rPr>
+        <w:t xml:space="preserve">Practice Problems</w:t>
+      </w:r>
+    </w:p>
+    <w:p>
+      <w:pPr>
+        <w:spacing w:after="80"/>
+      </w:pPr>
+      <w:r>
+        <w:rPr>
+          <w:rFonts w:ascii="Arial" w:cs="Arial" w:eastAsia="Arial" w:hAnsi="Arial"/>
+          <w:b/>
+          <w:bCs/>
+          <w:sz w:val="20"/>
+          <w:szCs w:val="20"/>
+        </w:rPr>
+        <w:t xml:space="preserve">Problem 1: </w:t>
+      </w:r>
+      <w:r>
+        <w:rPr>
+          <w:rFonts w:ascii="Arial" w:cs="Arial" w:eastAsia="Arial" w:hAnsi="Arial"/>
+          <w:sz w:val="20"/>
+          <w:szCs w:val="20"/>
+        </w:rPr>
+        <w:t xml:space="preserve">Beginner:  Classify the following by Big O: summing an array, printing all pairs, binary search.</w:t>
+      </w:r>
+    </w:p>
+    <w:p>
+      <w:pPr>
+        <w:spacing w:after="80"/>
+      </w:pPr>
+      <w:r>
+        <w:rPr>
+          <w:rFonts w:ascii="Arial" w:cs="Arial" w:eastAsia="Arial" w:hAnsi="Arial"/>
+          <w:b/>
+          <w:bCs/>
+          <w:sz w:val="20"/>
+          <w:szCs w:val="20"/>
+        </w:rPr>
+        <w:t xml:space="preserve">Problem 2: </w:t>
+      </w:r>
+      <w:r>
+        <w:rPr>
+          <w:rFonts w:ascii="Arial" w:cs="Arial" w:eastAsia="Arial" w:hAnsi="Arial"/>
+          <w:sz w:val="20"/>
+          <w:szCs w:val="20"/>
+        </w:rPr>
+        <w:t xml:space="preserve">Intermediate:  Write a function and determine its time and space complexity.</w:t>
+      </w:r>
+    </w:p>
+    <w:p>
+      <w:pPr>
+        <w:spacing w:after="80"/>
+      </w:pPr>
+      <w:r>
+        <w:rPr>
+          <w:rFonts w:ascii="Arial" w:cs="Arial" w:eastAsia="Arial" w:hAnsi="Arial"/>
+          <w:b/>
+          <w:bCs/>
+          <w:sz w:val="20"/>
+          <w:szCs w:val="20"/>
+        </w:rPr>
+        <w:t xml:space="preserve">Problem 3: </w:t>
+      </w:r>
+      <w:r>
+        <w:rPr>
+          <w:rFonts w:ascii="Arial" w:cs="Arial" w:eastAsia="Arial" w:hAnsi="Arial"/>
+          <w:sz w:val="20"/>
+          <w:szCs w:val="20"/>
+        </w:rPr>
+        <w:t xml:space="preserve">Challenge:  Optimize an O(n²) algorithm to O(n log n) or better if possible.</w:t>
+      </w:r>
     </w:p>
     <w:p>
       <w:pPr>
